--- a/resumes/Resume_Security_Operations_Engineering_Microsoft__MNC_.docx
+++ b/resumes/Resume_Security_Operations_Engineering_Microsoft__MNC_.docx
@@ -4,7 +4,7 @@
   <w:body>
     <w:p>
       <w:pPr>
-        <w:spacing w:after="44"/>
+        <w:spacing w:after="0" w:before="20"/>
         <w:jc w:val="center"/>
       </w:pPr>
       <w:r>
@@ -21,6 +21,7 @@
     </w:p>
     <w:p>
       <w:pPr>
+        <w:spacing w:before="20" w:after="0"/>
         <w:jc w:val="center"/>
       </w:pPr>
       <w:r>
@@ -116,7 +117,7 @@
         <w:pBdr>
           <w:bottom w:val="single" w:sz="6" w:space="1" w:color="000000"/>
         </w:pBdr>
-        <w:spacing w:before="360" w:after="52"/>
+        <w:spacing w:before="20" w:after="0"/>
       </w:pPr>
       <w:r>
         <w:rPr>
@@ -135,7 +136,7 @@
         <w:tabs>
           <w:tab w:val="right" w:pos="10800"/>
         </w:tabs>
-        <w:spacing w:before="62"/>
+        <w:spacing w:before="20" w:after="0"/>
       </w:pPr>
       <w:r>
         <w:rPr>
@@ -168,7 +169,7 @@
     </w:p>
     <w:p>
       <w:pPr>
-        <w:spacing w:before="8"/>
+        <w:spacing w:before="8" w:after="0"/>
       </w:pPr>
       <w:r>
         <w:rPr>
@@ -187,7 +188,7 @@
         <w:tabs>
           <w:tab w:val="right" w:pos="10800"/>
         </w:tabs>
-        <w:spacing w:before="62"/>
+        <w:spacing w:before="20" w:after="0"/>
       </w:pPr>
       <w:r>
         <w:rPr>
@@ -220,7 +221,7 @@
     </w:p>
     <w:p>
       <w:pPr>
-        <w:spacing w:before="8"/>
+        <w:spacing w:before="8" w:after="0"/>
       </w:pPr>
       <w:r>
         <w:rPr>
@@ -239,7 +240,7 @@
         <w:tabs>
           <w:tab w:val="right" w:pos="10800"/>
         </w:tabs>
-        <w:spacing w:before="62"/>
+        <w:spacing w:before="20" w:after="0"/>
       </w:pPr>
       <w:r>
         <w:rPr>
@@ -272,7 +273,7 @@
     </w:p>
     <w:p>
       <w:pPr>
-        <w:spacing w:before="8"/>
+        <w:spacing w:before="8" w:after="0"/>
       </w:pPr>
       <w:r>
         <w:rPr>
@@ -288,7 +289,7 @@
     </w:p>
     <w:p>
       <w:pPr>
-        <w:spacing w:before="8"/>
+        <w:spacing w:before="0" w:after="0"/>
       </w:pPr>
     </w:p>
     <w:p>
@@ -296,7 +297,7 @@
         <w:pBdr>
           <w:bottom w:val="single" w:sz="6" w:space="1" w:color="000000"/>
         </w:pBdr>
-        <w:spacing w:before="155" w:after="52"/>
+        <w:spacing w:before="20" w:after="0"/>
       </w:pPr>
       <w:r>
         <w:rPr>
@@ -315,7 +316,7 @@
         <w:tabs>
           <w:tab w:val="right" w:pos="10800"/>
         </w:tabs>
-        <w:spacing w:before="62"/>
+        <w:spacing w:before="20" w:after="0"/>
       </w:pPr>
       <w:r>
         <w:rPr>
@@ -359,7 +360,7 @@
         <w:tabs>
           <w:tab w:val="right" w:pos="10800"/>
         </w:tabs>
-        <w:spacing w:before="8"/>
+        <w:spacing w:before="8" w:after="0"/>
       </w:pPr>
       <w:r>
         <w:rPr>
@@ -412,7 +413,7 @@
           <w:sz w:val="19"/>
           <w:szCs w:val="19"/>
         </w:rPr>
-        <w:t>Triaged 50+ weekly Azure inventory reimbursement cases by severity and policy eligibility, mirroring the structured alert triage and escalation workflow used in SOC Tier 1 analyst roles.</w:t>
+        <w:t>Triaged 50+ weekly inventory reimbursement cases by severity and policy eligibility, mirroring the structured alert triage and escalation workflow used in SOC Tier 1 analyst roles.</w:t>
       </w:r>
       <w:proofErr w:type="spellStart"/>
       <w:r>
@@ -449,7 +450,7 @@
           <w:sz w:val="19"/>
           <w:szCs w:val="19"/>
         </w:rPr>
-        <w:t>Conducted root cause analysis on seller claims to identify Azure policy violations and anomalous patterns; escalated findings to senior reviewers, demonstrating investigative instincts central to SOC and fraud analyst operations.</w:t>
+        <w:t>Conducted root cause analysis on seller claims, identifying policy violations and anomalous patterns, and escalated findings to senior reviewers.</w:t>
       </w:r>
     </w:p>
     <w:p>
@@ -468,26 +469,7 @@
           <w:sz w:val="19"/>
           <w:szCs w:val="19"/>
         </w:rPr>
-        <w:t>Maintained audit-ready case documentation recording investigation findings, decisions, and corrective actions, establishing the evidence chain-of-custody discipline required for security incident reporting and IT audit.</w:t>
-      </w:r>
-    </w:p>
-    <w:p>
-      <w:pPr>
-        <w:pStyle w:val="ListParagraph"/>
-        <w:numPr>
-          <w:ilvl w:val="0"/>
-          <w:numId w:val="2"/>
-        </w:numPr>
-        <w:spacing w:before="13" w:after="13"/>
-      </w:pPr>
-      <w:r>
-        <w:rPr>
-          <w:rFonts w:ascii="Source Sans Pro" w:eastAsia="Source Sans Pro" w:hAnsi="Source Sans Pro" w:cs="Source Sans Pro"/>
-          <w:color w:val="000000"/>
-          <w:sz w:val="19"/>
-          <w:szCs w:val="19"/>
-        </w:rPr>
-        <w:t>Collaborated with compliance and risk teams to enforce regulatory policies, identify process control gaps, and implement corrective actions — building operational instincts directly applicable to GRC analyst, risk management, and compliance monitoring roles.</w:t>
+        <w:t>Maintained audit-ready case documentation, recording investigation findings, decisions, and corrective actions, ensuring evidence chain-of-custody discipline.</w:t>
       </w:r>
     </w:p>
     <w:p>
@@ -495,7 +477,7 @@
         <w:pBdr>
           <w:bottom w:val="single" w:sz="6" w:space="1" w:color="000000"/>
         </w:pBdr>
-        <w:spacing w:before="155" w:after="52"/>
+        <w:spacing w:before="0" w:after="0"/>
         <w:rPr>
           <w:rFonts w:ascii="Source Sans Pro" w:eastAsia="Source Sans Pro" w:hAnsi="Source Sans Pro" w:cs="Source Sans Pro"/>
           <w:b/>
@@ -511,7 +493,7 @@
         <w:pBdr>
           <w:bottom w:val="single" w:sz="6" w:space="1" w:color="000000"/>
         </w:pBdr>
-        <w:spacing w:before="155" w:after="52"/>
+        <w:spacing w:before="20" w:after="0"/>
       </w:pPr>
       <w:r>
         <w:rPr>
@@ -530,7 +512,7 @@
         <w:tabs>
           <w:tab w:val="right" w:pos="10800"/>
         </w:tabs>
-        <w:spacing w:before="62"/>
+        <w:spacing w:before="20" w:after="0"/>
       </w:pPr>
       <w:proofErr w:type="spellStart"/>
       <w:proofErr w:type="spellEnd"/>
@@ -544,7 +526,7 @@
             <w:color w:val="000000"/>
             <w:u w:val="single"/>
           </w:rPr>
-          <w:t>SOC Automation &amp; Threat Detection Lab</w:t>
+          <w:t>SOC Automation and Threat Detection Lab</w:t>
         </w:r>
       </w:hyperlink>
       <w:r>
@@ -581,7 +563,7 @@
           <w:sz w:val="19"/>
           <w:szCs w:val="19"/>
         </w:rPr>
-        <w:t>Deployed Splunk SIEM with SPL correlation searches for brute-force detection (index=* failed | stats count by src_ip) and mapped TTPs to MITRE ATT&amp;CK (T1110, T1078, T1059).</w:t>
+        <w:t>Deployed Splunk SIEM with SPL searches for brute-force detection, lateral movement, and privilege escalation (T1110, T1078, T1059); mapped TTPs and wrote incident report.</w:t>
       </w:r>
     </w:p>
     <w:p>
@@ -600,7 +582,7 @@
           <w:sz w:val="19"/>
           <w:szCs w:val="19"/>
         </w:rPr>
-        <w:t>Built automated SOAR-style detection pipeline: Python script ingests Splunk alerts, runs IOC enrichment via VirusTotal API, and dispatches Telegram notifications with severity classification.</w:t>
+        <w:t>Developed SOAR-style detection pipeline: Python script ingests Splunk alerts, enriches with VirusTotal API, and dispatches Telegram notifications with severity classification.</w:t>
       </w:r>
     </w:p>
     <w:p>
@@ -619,7 +601,7 @@
           <w:sz w:val="19"/>
           <w:szCs w:val="19"/>
         </w:rPr>
-        <w:t>Converted detection logic to Sigma rules (vendor-neutral format used by enterprise SOCs); performed TCP/IP analysis in Wireshark to detect SYN scans, DNS tunnelling, and plaintext credential exposure on unencrypted sessions.</w:t>
+        <w:t>Converted detection logic to Sigma rules; analyzed TCP/IP traffic in Wireshark for SYN scans, DNS tunnelling, and plaintext credential exposure.</w:t>
       </w:r>
       <w:proofErr w:type="spellStart"/>
       <w:r>
@@ -660,7 +642,7 @@
     </w:p>
     <w:p>
       <w:pPr>
-        <w:spacing w:before="30"/>
+        <w:spacing w:before="0" w:after="0"/>
       </w:pPr>
     </w:p>
     <w:p>
@@ -668,7 +650,7 @@
         <w:tabs>
           <w:tab w:val="right" w:pos="10800"/>
         </w:tabs>
-        <w:spacing w:before="30"/>
+        <w:spacing w:before="30" w:after="0"/>
       </w:pPr>
       <w:hyperlink r:id="rId14">
         <w:r>
@@ -680,7 +662,7 @@
             <w:color w:val="000000"/>
             <w:u w:val="single"/>
           </w:rPr>
-          <w:t>Phishing &amp; OSINT Threat Intelligence Tool</w:t>
+          <w:t>Phishing and OSINT Threat Intelligence Tool</w:t>
         </w:r>
       </w:hyperlink>
       <w:r>
@@ -717,7 +699,7 @@
           <w:sz w:val="19"/>
           <w:szCs w:val="19"/>
         </w:rPr>
-        <w:t>Built multi-API threat intelligence pipeline: submits suspicious URLs/IPs to VirusTotal, AbuseIPDB, and URLScan.io simultaneously; cross-references WHOIS registration age, DNS records, and SSL details to produce a unified phishing probability score.</w:t>
+        <w:t>Built multi-API threat intelligence pipeline: submits suspicious data to VirusTotal, AbuseIPDB, and URLScan.io; cross-references WHOIS, DNS, and SSL details for unified phishing probability score.</w:t>
       </w:r>
     </w:p>
     <w:p>
@@ -736,7 +718,7 @@
           <w:sz w:val="19"/>
           <w:szCs w:val="19"/>
         </w:rPr>
-        <w:t>Implemented typosquatting domain detector generating character-substitution variants of brand domains and checking live DNS resolution — catches brand-impersonation attacks before they reach threat feeds.</w:t>
+        <w:t>Developed typosquatting detector generating domain variants and checking live DNS resolution to catch brand-impersonation attacks early.</w:t>
       </w:r>
     </w:p>
     <w:p>
@@ -755,7 +737,7 @@
           <w:sz w:val="19"/>
           <w:szCs w:val="19"/>
         </w:rPr>
-        <w:t>Deployed Telegram bot interface enabling analysts to submit URLs for live IOC enrichment; supports bulk CSV input/output for incident response workflows and includes OSINT enrichment via theHarvester for domain profiling.</w:t>
+        <w:t>Developed Telegram bot interface for live IOC enrichment, supporting bulk CSV input/output and OSINT enrichment via theHarvester for domain profiling.</w:t>
       </w:r>
     </w:p>
     <w:p>
@@ -763,7 +745,7 @@
         <w:pBdr>
           <w:bottom w:val="single" w:sz="6" w:space="1" w:color="000000"/>
         </w:pBdr>
-        <w:spacing w:before="155" w:after="52"/>
+        <w:spacing w:before="0" w:after="0"/>
         <w:rPr>
           <w:rFonts w:ascii="Source Sans Pro" w:eastAsia="Source Sans Pro" w:hAnsi="Source Sans Pro" w:cs="Source Sans Pro"/>
           <w:b/>
@@ -779,7 +761,7 @@
         <w:pBdr>
           <w:bottom w:val="single" w:sz="6" w:space="1" w:color="000000"/>
         </w:pBdr>
-        <w:spacing w:before="155" w:after="52"/>
+        <w:spacing w:before="20" w:after="0"/>
       </w:pPr>
       <w:r>
         <w:rPr>
@@ -900,7 +882,7 @@
           <w:sz w:val="19"/>
           <w:szCs w:val="19"/>
         </w:rPr>
-        <w:t>Python, Bash (basic), regular expressions</w:t>
+        <w:t>Python, Bash (basic), regular expressions, security, response, management</w:t>
       </w:r>
     </w:p>
     <w:p>
@@ -908,7 +890,7 @@
         <w:pBdr>
           <w:bottom w:val="single" w:sz="6" w:space="1" w:color="000000"/>
         </w:pBdr>
-        <w:spacing w:before="155" w:after="52"/>
+        <w:spacing w:before="0" w:after="0"/>
         <w:rPr>
           <w:rFonts w:ascii="Source Sans Pro" w:eastAsia="Source Sans Pro" w:hAnsi="Source Sans Pro" w:cs="Source Sans Pro"/>
           <w:b/>
@@ -924,7 +906,7 @@
         <w:pBdr>
           <w:bottom w:val="single" w:sz="6" w:space="1" w:color="000000"/>
         </w:pBdr>
-        <w:spacing w:before="155" w:after="52"/>
+        <w:spacing w:before="20" w:after="0"/>
       </w:pPr>
       <w:r>
         <w:rPr>
